--- a/docs/Короткие_инструкции/docx/S1_Как_запустить_симуляцию.docx
+++ b/docs/Короткие_инструкции/docx/S1_Как_запустить_симуляцию.docx
@@ -38,7 +38,7 @@
         <w:bidi w:val="0"/>
         <w:rPr>
           <w:rFonts w:hint="default"/>
-          <w:lang w:val="en-US"/>
+          <w:lang w:val="ru-RU"/>
         </w:rPr>
       </w:pPr>
       <w:r>
@@ -68,6 +68,13 @@
           <w:lang w:val="en-US"/>
         </w:rPr>
         <w:t>Gazebo</w:t>
+      </w:r>
+      <w:r>
+        <w:rPr>
+          <w:rFonts w:hint="default"/>
+          <w:lang w:val="ru-RU"/>
+        </w:rPr>
+        <w:t xml:space="preserve"> (шаг [S1])</w:t>
       </w:r>
     </w:p>
     <w:p>
@@ -80,106 +87,24 @@
         <w:jc w:val="both"/>
         <w:rPr>
           <w:rFonts w:hint="default"/>
-          <w:lang w:val="ru-RU" w:eastAsia="zh-CN"/>
-        </w:rPr>
-      </w:pPr>
-      <w:r>
-        <w:rPr>
-          <w:rFonts w:hint="default"/>
-          <w:lang w:val="ru-RU"/>
-        </w:rPr>
-        <w:t xml:space="preserve">В данной инструкции описано как запустить </w:t>
-      </w:r>
-      <w:r>
-        <w:rPr>
-          <w:rFonts w:hint="default"/>
-          <w:lang w:val="ru-RU" w:eastAsia="zh-CN"/>
-        </w:rPr>
-        <w:t xml:space="preserve">симуляцию </w:t>
-      </w:r>
-      <w:r>
-        <w:rPr>
-          <w:rFonts w:hint="default"/>
-          <w:lang w:val="en-US" w:eastAsia="zh-CN"/>
-        </w:rPr>
-        <w:t xml:space="preserve">jetbot_mirea </w:t>
-      </w:r>
-      <w:r>
-        <w:rPr>
-          <w:rFonts w:hint="default"/>
-          <w:lang w:val="ru-RU" w:eastAsia="zh-CN"/>
-        </w:rPr>
-        <w:t xml:space="preserve">в </w:t>
-      </w:r>
-      <w:r>
-        <w:rPr>
-          <w:rFonts w:hint="default"/>
-          <w:lang w:val="en-US" w:eastAsia="zh-CN"/>
-        </w:rPr>
-        <w:t>Gazebo</w:t>
-      </w:r>
-      <w:r>
-        <w:rPr>
-          <w:rFonts w:hint="default"/>
-          <w:lang w:val="ru-RU" w:eastAsia="zh-CN"/>
-        </w:rPr>
-        <w:t xml:space="preserve"> с эмуляцией работы датчиков (лидар, обе камеры, </w:t>
-      </w:r>
-      <w:r>
-        <w:rPr>
-          <w:rFonts w:hint="default"/>
-          <w:lang w:val="en-US" w:eastAsia="zh-CN"/>
-        </w:rPr>
-        <w:t>IMU</w:t>
-      </w:r>
-      <w:r>
-        <w:rPr>
-          <w:rFonts w:hint="default"/>
-          <w:lang w:val="ru-RU" w:eastAsia="zh-CN"/>
-        </w:rPr>
-        <w:t xml:space="preserve">, одомерия, </w:t>
-      </w:r>
-      <w:r>
-        <w:rPr>
-          <w:rFonts w:hint="default"/>
-          <w:lang w:val="en-US" w:eastAsia="zh-CN"/>
-        </w:rPr>
-        <w:t>GPS</w:t>
-      </w:r>
-      <w:r>
-        <w:rPr>
-          <w:rFonts w:hint="default"/>
-          <w:lang w:val="ru-RU" w:eastAsia="zh-CN"/>
-        </w:rPr>
-        <w:t xml:space="preserve">), визуализацию в </w:t>
-      </w:r>
-      <w:r>
-        <w:rPr>
-          <w:rFonts w:hint="default"/>
-          <w:lang w:val="en-US" w:eastAsia="zh-CN"/>
-        </w:rPr>
-        <w:t xml:space="preserve">rviz </w:t>
-      </w:r>
-      <w:r>
-        <w:rPr>
-          <w:rFonts w:hint="default"/>
-          <w:lang w:val="ru-RU" w:eastAsia="zh-CN"/>
-        </w:rPr>
-        <w:t xml:space="preserve">и ноду для управления движением робота. В среде моделирования </w:t>
-      </w:r>
-      <w:r>
-        <w:rPr>
-          <w:rFonts w:hint="default"/>
-          <w:lang w:val="en-US" w:eastAsia="zh-CN"/>
-        </w:rPr>
-        <w:t xml:space="preserve">Gazebo </w:t>
-      </w:r>
-      <w:r>
-        <w:rPr>
-          <w:rFonts w:hint="default"/>
-          <w:lang w:val="ru-RU" w:eastAsia="zh-CN"/>
-        </w:rPr>
-        <w:t>воссоздан полигон для роботов из лаборатории Г-210 с несколькими препятствиями в виде кубов.</w:t>
+          <w:lang w:val="ru-RU"/>
+        </w:rPr>
+      </w:pPr>
+      <w:r>
+        <w:rPr>
+          <w:rFonts w:hint="default"/>
+          <w:b/>
+          <w:bCs/>
+          <w:lang w:val="ru-RU"/>
+        </w:rPr>
+        <w:t>Цель:</w:t>
+      </w:r>
+      <w:r>
+        <w:rPr>
+          <w:rFonts w:hint="default"/>
+          <w:lang w:val="ru-RU"/>
+        </w:rPr>
+        <w:t xml:space="preserve"> Запустить симуляцию робота jetbot_mirea в среде Gazebo с эмуляцией всех датчиков (лидар, камеры, IMU, одометрия, GPS) и визуализацией в Rviz.</w:t>
       </w:r>
     </w:p>
     <w:p>
@@ -192,9 +117,26 @@
         <w:jc w:val="both"/>
         <w:rPr>
           <w:rFonts w:hint="default"/>
-          <w:lang w:val="ru-RU" w:eastAsia="zh-CN"/>
-        </w:rPr>
-      </w:pPr>
+          <w:lang w:val="ru-RU"/>
+        </w:rPr>
+      </w:pPr>
+    </w:p>
+    <w:p>
+      <w:pPr>
+        <w:pStyle w:val="3"/>
+        <w:bidi w:val="0"/>
+        <w:rPr>
+          <w:rFonts w:hint="default"/>
+          <w:lang w:val="ru-RU"/>
+        </w:rPr>
+      </w:pPr>
+      <w:r>
+        <w:rPr>
+          <w:rFonts w:hint="default"/>
+          <w:lang w:val="ru-RU"/>
+        </w:rPr>
+        <w:t>Необходимые условия</w:t>
+      </w:r>
     </w:p>
     <w:p>
       <w:pPr>
@@ -202,63 +144,19 @@
           <w:ilvl w:val="0"/>
           <w:numId w:val="1"/>
         </w:numPr>
-        <w:ind w:left="0" w:leftChars="0" w:firstLine="0" w:firstLineChars="0"/>
+        <w:ind w:left="420" w:leftChars="0" w:hanging="420" w:firstLineChars="0"/>
         <w:jc w:val="both"/>
         <w:rPr>
           <w:rFonts w:hint="default"/>
-          <w:lang w:val="en-US"/>
-        </w:rPr>
-      </w:pPr>
-      <w:r>
-        <w:rPr>
-          <w:rFonts w:hint="default"/>
-          <w:lang w:val="ru-RU"/>
-        </w:rPr>
-        <w:t xml:space="preserve">Необходимо развернуть репозиторий с нашим ПО для </w:t>
-      </w:r>
-      <w:r>
-        <w:rPr>
-          <w:rFonts w:hint="default"/>
-          <w:lang w:val="en-US"/>
-        </w:rPr>
-        <w:t xml:space="preserve">jetbot_mirea. </w:t>
-      </w:r>
-      <w:r>
-        <w:rPr>
-          <w:rFonts w:hint="default"/>
-          <w:lang w:val="ru-RU"/>
-        </w:rPr>
-        <w:t>Как это сделать написано в «</w:t>
-      </w:r>
-      <w:r>
-        <w:rPr>
-          <w:rFonts w:hint="default"/>
-          <w:b w:val="0"/>
-          <w:bCs w:val="0"/>
-          <w:lang w:val="ru-RU"/>
-        </w:rPr>
-        <w:t>Коротких инструкциях</w:t>
-      </w:r>
-      <w:r>
-        <w:rPr>
-          <w:rFonts w:hint="default"/>
-          <w:lang w:val="ru-RU"/>
-        </w:rPr>
-        <w:t>» в файле «0_Развёртывание_репозитория_с_ПО_для_jetbot_mirea.</w:t>
-      </w:r>
-      <w:r>
-        <w:rPr>
-          <w:rFonts w:hint="default"/>
-          <w:lang w:val="en-US"/>
-        </w:rPr>
-        <w:t>pdf</w:t>
-      </w:r>
-      <w:r>
-        <w:rPr>
-          <w:rFonts w:hint="default"/>
-          <w:lang w:val="ru-RU"/>
-        </w:rPr>
-        <w:t>». После выполнения инструкций написанных в указанном файле, откройте новый терминал.</w:t>
+          <w:lang w:val="ru-RU"/>
+        </w:rPr>
+      </w:pPr>
+      <w:r>
+        <w:rPr>
+          <w:rFonts w:hint="default"/>
+          <w:lang w:val="ru-RU"/>
+        </w:rPr>
+        <w:t>Выполнен шаг [A1] – развёртывание репозитория с ПО (A1_Развёртывание_репозитория_с_ПО_для_jetbot_mirea.pdf).</w:t>
       </w:r>
     </w:p>
     <w:p>
@@ -267,6 +165,93 @@
           <w:ilvl w:val="0"/>
           <w:numId w:val="1"/>
         </w:numPr>
+        <w:ind w:left="420" w:leftChars="0" w:hanging="420" w:firstLineChars="0"/>
+        <w:jc w:val="both"/>
+        <w:rPr>
+          <w:rFonts w:hint="default"/>
+          <w:lang w:val="ru-RU"/>
+        </w:rPr>
+      </w:pPr>
+      <w:r>
+        <w:rPr>
+          <w:rFonts w:hint="default"/>
+          <w:lang w:val="ru-RU"/>
+        </w:rPr>
+        <w:t xml:space="preserve">Установлены все зависимости для симуляции (они устанавливаются скриптом </w:t>
+      </w:r>
+      <w:r>
+        <w:rPr>
+          <w:rFonts w:hint="default"/>
+          <w:i/>
+          <w:iCs/>
+          <w:lang w:val="ru-RU"/>
+        </w:rPr>
+        <w:t>install_deps.bash</w:t>
+      </w:r>
+      <w:r>
+        <w:rPr>
+          <w:rFonts w:hint="default"/>
+          <w:lang w:val="ru-RU"/>
+        </w:rPr>
+        <w:t xml:space="preserve"> из шага [A1]).</w:t>
+      </w:r>
+    </w:p>
+    <w:p>
+      <w:pPr>
+        <w:numPr>
+          <w:ilvl w:val="0"/>
+          <w:numId w:val="1"/>
+        </w:numPr>
+        <w:ind w:left="420" w:leftChars="0" w:hanging="420" w:firstLineChars="0"/>
+        <w:jc w:val="both"/>
+        <w:rPr>
+          <w:rFonts w:hint="default"/>
+          <w:lang w:val="ru-RU"/>
+        </w:rPr>
+      </w:pPr>
+      <w:r>
+        <w:rPr>
+          <w:rFonts w:hint="default"/>
+          <w:lang w:val="ru-RU"/>
+        </w:rPr>
+        <w:t>Компьютер с Ubuntu 22.04 и ROS2.</w:t>
+      </w:r>
+    </w:p>
+    <w:p>
+      <w:pPr>
+        <w:numPr>
+          <w:numId w:val="0"/>
+        </w:numPr>
+        <w:jc w:val="both"/>
+        <w:rPr>
+          <w:rFonts w:hint="default"/>
+          <w:lang w:val="ru-RU"/>
+        </w:rPr>
+      </w:pPr>
+    </w:p>
+    <w:p>
+      <w:pPr>
+        <w:pStyle w:val="3"/>
+        <w:bidi w:val="0"/>
+        <w:rPr>
+          <w:rFonts w:hint="default"/>
+          <w:lang w:val="ru-RU" w:eastAsia="zh-CN"/>
+        </w:rPr>
+      </w:pPr>
+      <w:r>
+        <w:rPr>
+          <w:rFonts w:hint="default"/>
+          <w:lang w:val="ru-RU"/>
+        </w:rPr>
+        <w:t>Пошаговая инструкция</w:t>
+      </w:r>
+    </w:p>
+    <w:p>
+      <w:pPr>
+        <w:numPr>
+          <w:ilvl w:val="0"/>
+          <w:numId w:val="2"/>
+        </w:numPr>
         <w:ind w:left="0" w:leftChars="0" w:firstLine="0" w:firstLineChars="0"/>
         <w:jc w:val="both"/>
         <w:rPr>
@@ -280,12 +265,50 @@
           <w:rFonts w:hint="default"/>
           <w:lang w:val="ru-RU"/>
         </w:rPr>
-        <w:t xml:space="preserve"> В терминале необходимо выполнить команду з</w:t>
-      </w:r>
-      <w:r>
+        <w:t xml:space="preserve">Откройте новый терминал. Убедитесь, что рабочее пространство jetbot_ws подгружено (либо выполните </w:t>
+      </w:r>
+      <w:r>
+        <w:rPr>
+          <w:rFonts w:hint="default"/>
+          <w:i/>
+          <w:iCs/>
+          <w:lang w:val="ru-RU"/>
+        </w:rPr>
+        <w:t>source ~/jetbot_ws/install/local_setup.bash</w:t>
+      </w:r>
+      <w:r>
+        <w:rPr>
+          <w:rFonts w:hint="default"/>
+          <w:lang w:val="ru-RU"/>
+        </w:rPr>
+        <w:t>).</w:t>
+      </w:r>
+    </w:p>
+    <w:p>
+      <w:pPr>
+        <w:numPr>
+          <w:ilvl w:val="0"/>
+          <w:numId w:val="2"/>
+        </w:numPr>
+        <w:ind w:left="0" w:leftChars="0" w:firstLine="0" w:firstLineChars="0"/>
+        <w:jc w:val="both"/>
         <w:rPr>
           <w:rFonts w:hint="default"/>
           <w:vertAlign w:val="baseline"/>
+          <w:lang w:val="en-US"/>
+        </w:rPr>
+      </w:pPr>
+      <w:r>
+        <w:rPr>
+          <w:rFonts w:hint="default"/>
+          <w:lang w:val="ru-RU"/>
+        </w:rPr>
+        <w:t xml:space="preserve"> Запустите симуляцию. В терминале необходимо выполнить команду з</w:t>
+      </w:r>
+      <w:r>
+        <w:rPr>
+          <w:rFonts w:hint="default"/>
+          <w:vertAlign w:val="baseline"/>
           <w:lang w:val="ru-RU"/>
         </w:rPr>
         <w:t xml:space="preserve">апуска </w:t>
@@ -328,6 +351,75 @@
     <w:p>
       <w:pPr>
         <w:bidi w:val="0"/>
+        <w:ind w:left="0" w:leftChars="0" w:firstLine="720" w:firstLineChars="0"/>
+        <w:rPr>
+          <w:rFonts w:hint="default"/>
+          <w:lang w:val="ru-RU"/>
+        </w:rPr>
+      </w:pPr>
+      <w:r>
+        <w:rPr>
+          <w:rFonts w:hint="default"/>
+          <w:lang w:val="ru-RU"/>
+        </w:rPr>
+        <w:t>Процесс запуска может занять некоторое время. После завершения появятся два окна:</w:t>
+      </w:r>
+    </w:p>
+    <w:p>
+      <w:pPr>
+        <w:bidi w:val="0"/>
+        <w:ind w:left="0" w:leftChars="0" w:firstLine="720" w:firstLineChars="0"/>
+        <w:rPr>
+          <w:rFonts w:hint="default"/>
+          <w:lang w:val="ru-RU"/>
+        </w:rPr>
+      </w:pPr>
+      <w:r>
+        <w:rPr>
+          <w:rFonts w:hint="default"/>
+          <w:b/>
+          <w:bCs/>
+          <w:lang w:val="ru-RU"/>
+        </w:rPr>
+        <w:t xml:space="preserve">Rviz2 </w:t>
+      </w:r>
+      <w:r>
+        <w:rPr>
+          <w:rFonts w:hint="default"/>
+          <w:lang w:val="ru-RU"/>
+        </w:rPr>
+        <w:t>– визуализация данных с датчиков (рисунок 1).</w:t>
+      </w:r>
+    </w:p>
+    <w:p>
+      <w:pPr>
+        <w:bidi w:val="0"/>
+        <w:ind w:left="0" w:leftChars="0" w:firstLine="720" w:firstLineChars="0"/>
+        <w:rPr>
+          <w:rFonts w:hint="default"/>
+          <w:lang w:val="ru-RU"/>
+        </w:rPr>
+      </w:pPr>
+      <w:r>
+        <w:rPr>
+          <w:rFonts w:hint="default"/>
+          <w:b/>
+          <w:bCs/>
+          <w:lang w:val="ru-RU"/>
+        </w:rPr>
+        <w:t>Gazebo</w:t>
+      </w:r>
+      <w:r>
+        <w:rPr>
+          <w:rFonts w:hint="default"/>
+          <w:lang w:val="ru-RU"/>
+        </w:rPr>
+        <w:t xml:space="preserve"> – трёхмерный мир с моделью робота (рисунок 2).</w:t>
+      </w:r>
+    </w:p>
+    <w:p>
+      <w:pPr>
+        <w:bidi w:val="0"/>
         <w:ind w:left="0" w:leftChars="0" w:firstLine="0" w:firstLineChars="0"/>
         <w:rPr>
           <w:rFonts w:hint="default"/>
@@ -339,10 +431,29 @@
           <w:rFonts w:hint="default"/>
           <w:lang w:val="ru-RU"/>
         </w:rPr>
-        <w:t>Подождите. После запуска у Вас появятся два окна, изображённых на рисунках 1, 2 и топики, изображённые на рисунке 3, содержащие информацию с датчиков. Топики можно посмотреть командой</w:t>
-      </w:r>
-      <w:bookmarkStart w:id="1" w:name="_GoBack"/>
-      <w:bookmarkEnd w:id="1"/>
+        <w:t xml:space="preserve"> </w:t>
+      </w:r>
+    </w:p>
+    <w:p>
+      <w:pPr>
+        <w:numPr>
+          <w:ilvl w:val="0"/>
+          <w:numId w:val="2"/>
+        </w:numPr>
+        <w:bidi w:val="0"/>
+        <w:ind w:left="0" w:leftChars="0" w:firstLine="0" w:firstLineChars="0"/>
+        <w:rPr>
+          <w:rFonts w:hint="default"/>
+          <w:lang w:val="ru-RU"/>
+        </w:rPr>
+      </w:pPr>
+      <w:r>
+        <w:rPr>
+          <w:rFonts w:hint="default"/>
+          <w:lang w:val="ru-RU"/>
+        </w:rPr>
+        <w:t>Проверьте список активных топиков. В отдельном терминале выполните:</w:t>
+      </w:r>
     </w:p>
     <w:p>
       <w:pPr>
@@ -364,18 +475,17 @@
     <w:p>
       <w:pPr>
         <w:bidi w:val="0"/>
-        <w:ind w:left="0" w:leftChars="0" w:firstLine="0" w:firstLineChars="0"/>
-        <w:rPr>
-          <w:rFonts w:hint="default"/>
-          <w:lang w:val="ru-RU"/>
-        </w:rPr>
-      </w:pPr>
-      <w:r>
-        <w:rPr>
-          <w:rFonts w:hint="default"/>
-          <w:lang w:val="ru-RU"/>
-        </w:rPr>
-        <w:t>в терминале.</w:t>
+        <w:rPr>
+          <w:rFonts w:hint="default"/>
+          <w:lang w:val="en-US"/>
+        </w:rPr>
+      </w:pPr>
+      <w:r>
+        <w:rPr>
+          <w:rFonts w:hint="default"/>
+          <w:lang w:val="en-US"/>
+        </w:rPr>
+        <w:t>Вы должны увидеть примерно такой набор (рисунок 3):</w:t>
       </w:r>
     </w:p>
     <w:p>
@@ -433,7 +543,7 @@
     </w:p>
     <w:p>
       <w:pPr>
-        <w:pStyle w:val="12"/>
+        <w:pStyle w:val="8"/>
         <w:bidi w:val="0"/>
         <w:ind w:left="0" w:leftChars="0" w:firstLine="0" w:firstLineChars="0"/>
         <w:rPr>
@@ -527,7 +637,7 @@
     </w:p>
     <w:p>
       <w:pPr>
-        <w:pStyle w:val="12"/>
+        <w:pStyle w:val="8"/>
         <w:ind w:left="0" w:leftChars="0" w:firstLine="0" w:firstLineChars="0"/>
         <w:rPr>
           <w:lang w:val="en-US"/>
@@ -612,7 +722,7 @@
     </w:p>
     <w:p>
       <w:pPr>
-        <w:pStyle w:val="12"/>
+        <w:pStyle w:val="8"/>
         <w:ind w:left="0" w:leftChars="0" w:firstLine="0" w:firstLineChars="0"/>
         <w:rPr>
           <w:lang w:val="ru-RU"/>
@@ -759,7 +869,22 @@
           <w:rFonts w:hint="default"/>
           <w:lang w:val="ru-RU"/>
         </w:rPr>
-        <w:t>передней камеры. Одометрия с колёс публикуется в топик «</w:t>
+        <w:t xml:space="preserve">передней камеры. </w:t>
+      </w:r>
+    </w:p>
+    <w:p>
+      <w:pPr>
+        <w:rPr>
+          <w:rFonts w:hint="default"/>
+          <w:lang w:val="en-US"/>
+        </w:rPr>
+      </w:pPr>
+      <w:r>
+        <w:rPr>
+          <w:rFonts w:hint="default"/>
+          <w:lang w:val="ru-RU"/>
+        </w:rPr>
+        <w:t>Одометрия с колёс публикуется в топик «</w:t>
       </w:r>
       <w:r>
         <w:rPr>
@@ -796,6 +921,14 @@
         </w:rPr>
         <w:t xml:space="preserve">. </w:t>
       </w:r>
+    </w:p>
+    <w:p>
+      <w:pPr>
+        <w:rPr>
+          <w:rFonts w:hint="default"/>
+          <w:lang w:val="ru-RU"/>
+        </w:rPr>
+      </w:pPr>
       <w:r>
         <w:rPr>
           <w:rFonts w:hint="default"/>
@@ -815,7 +948,22 @@
           <w:rFonts w:hint="default"/>
           <w:lang w:val="ru-RU"/>
         </w:rPr>
-        <w:t>» можно управлять роботом, отправляя вектор скоростей платформы. В топик «</w:t>
+        <w:t xml:space="preserve">» можно управлять роботом, отправляя вектор скоростей платформы. </w:t>
+      </w:r>
+    </w:p>
+    <w:p>
+      <w:pPr>
+        <w:rPr>
+          <w:rFonts w:hint="default"/>
+          <w:lang w:val="ru-RU"/>
+        </w:rPr>
+      </w:pPr>
+      <w:r>
+        <w:rPr>
+          <w:rFonts w:hint="default"/>
+          <w:lang w:val="ru-RU"/>
+        </w:rPr>
+        <w:t>В топик «</w:t>
       </w:r>
       <w:r>
         <w:rPr>
@@ -864,14 +1012,29 @@
           <w:rFonts w:hint="default"/>
           <w:lang w:val="en-US"/>
         </w:rPr>
-        <w:t xml:space="preserve">Intel RealSense D435i, </w:t>
-      </w:r>
-      <w:r>
-        <w:rPr>
-          <w:rFonts w:hint="default"/>
-          <w:lang w:val="ru-RU"/>
-        </w:rPr>
-        <w:t xml:space="preserve">а топик </w:t>
+        <w:t>Intel RealSense D435i</w:t>
+      </w:r>
+      <w:r>
+        <w:rPr>
+          <w:rFonts w:hint="default"/>
+          <w:lang w:val="ru-RU"/>
+        </w:rPr>
+        <w:t>.</w:t>
+      </w:r>
+    </w:p>
+    <w:p>
+      <w:pPr>
+        <w:rPr>
+          <w:rFonts w:hint="default"/>
+          <w:lang w:val="ru-RU"/>
+        </w:rPr>
+      </w:pPr>
+      <w:r>
+        <w:rPr>
+          <w:rFonts w:hint="default"/>
+          <w:lang w:val="ru-RU"/>
+        </w:rPr>
+        <w:t xml:space="preserve">Топик </w:t>
       </w:r>
       <w:r>
         <w:rPr>
@@ -958,14 +1121,7 @@
           <w:rFonts w:hint="default"/>
           <w:lang w:val="ru-RU"/>
         </w:rPr>
-        <w:t>Дополнение</w:t>
-      </w:r>
-      <w:r>
-        <w:rPr>
-          <w:rFonts w:hint="default"/>
-          <w:lang w:val="en-US"/>
-        </w:rPr>
-        <w:t xml:space="preserve"> 1</w:t>
+        <w:t>Управление роботом с клавиатуры (дополнительно)</w:t>
       </w:r>
     </w:p>
     <w:p>
@@ -981,7 +1137,7 @@
           <w:rFonts w:hint="default"/>
           <w:lang w:val="ru-RU"/>
         </w:rPr>
-        <w:t>Можно заставить робота двигаться с помощью телеуправления (готовая нода). Для этого при запущенной симуляции необходимо в новом терминале выполнить команду:</w:t>
+        <w:t>Можно заставить робота двигаться с помощью телеуправления (готовая нода). Если хотите подвигать робота в симуляции, откройте ещё один терминал и запустите узел телеуправления:</w:t>
       </w:r>
     </w:p>
     <w:p>
@@ -1003,6 +1159,36 @@
     </w:p>
     <w:p>
       <w:pPr>
+        <w:bidi w:val="0"/>
+        <w:rPr>
+          <w:rFonts w:hint="default"/>
+          <w:lang w:val="en-US"/>
+        </w:rPr>
+      </w:pPr>
+      <w:r>
+        <w:rPr>
+          <w:rFonts w:hint="default"/>
+          <w:lang w:val="en-US"/>
+        </w:rPr>
+        <w:t>Управляйте роботом согласно инструкции на экране (требуется английская раскладка).</w:t>
+      </w:r>
+      <w:r>
+        <w:rPr>
+          <w:rFonts w:hint="default"/>
+          <w:lang w:val="ru-RU"/>
+        </w:rPr>
+        <w:t xml:space="preserve"> Более подробно про нодк телеупраления можно посмотреть в шаге </w:t>
+      </w:r>
+      <w:r>
+        <w:rPr>
+          <w:rFonts w:hint="default"/>
+          <w:lang w:val="en-US"/>
+        </w:rPr>
+        <w:t>[R2].</w:t>
+      </w:r>
+    </w:p>
+    <w:p>
+      <w:pPr>
         <w:pStyle w:val="3"/>
         <w:bidi w:val="0"/>
         <w:rPr>
@@ -1015,14 +1201,7 @@
           <w:rFonts w:hint="default"/>
           <w:lang w:val="ru-RU"/>
         </w:rPr>
-        <w:t>Дополнение</w:t>
-      </w:r>
-      <w:r>
-        <w:rPr>
-          <w:rFonts w:hint="default"/>
-          <w:lang w:val="en-US"/>
-        </w:rPr>
-        <w:t xml:space="preserve"> 2</w:t>
+        <w:t>Просмотр доступных аргументов launch-файла</w:t>
       </w:r>
     </w:p>
     <w:p>
@@ -1038,28 +1217,7 @@
           <w:rFonts w:hint="default"/>
           <w:lang w:val="en-US"/>
         </w:rPr>
-        <w:t>Launch-</w:t>
-      </w:r>
-      <w:r>
-        <w:rPr>
-          <w:rFonts w:hint="default"/>
-          <w:lang w:val="ru-RU"/>
-        </w:rPr>
-        <w:t xml:space="preserve">файл, который мы запускаем имеет аргументы. Чтобы увидеть аргументы, которые можно поменять при запуске </w:t>
-      </w:r>
-      <w:r>
-        <w:rPr>
-          <w:rFonts w:hint="default"/>
-          <w:lang w:val="en-US"/>
-        </w:rPr>
-        <w:t>launch</w:t>
-      </w:r>
-      <w:r>
-        <w:rPr>
-          <w:rFonts w:hint="default"/>
-          <w:lang w:val="ru-RU"/>
-        </w:rPr>
-        <w:t>-файла необходимо в терминале выполнить команду:</w:t>
+        <w:t>Чтобы узнать, какие параметры можно изменить при запуске (например, выбрать другой мир), выполните:</w:t>
       </w:r>
     </w:p>
     <w:p>
@@ -1099,6 +1257,328 @@
     </w:p>
     <w:p>
       <w:pPr>
+        <w:bidi w:val="0"/>
+        <w:rPr>
+          <w:rFonts w:hint="default"/>
+          <w:lang w:val="ru-RU"/>
+        </w:rPr>
+      </w:pPr>
+      <w:bookmarkStart w:id="0" w:name="_Toc12266"/>
+      <w:r>
+        <w:rPr>
+          <w:rFonts w:hint="default"/>
+          <w:lang w:val="ru-RU"/>
+        </w:rPr>
+        <w:t>Это покажет список аргументов, например world_id для выбора сцены.</w:t>
+      </w:r>
+    </w:p>
+    <w:p>
+      <w:pPr>
+        <w:bidi w:val="0"/>
+        <w:rPr>
+          <w:rFonts w:hint="default"/>
+          <w:lang w:val="ru-RU"/>
+        </w:rPr>
+      </w:pPr>
+    </w:p>
+    <w:p>
+      <w:pPr>
+        <w:pStyle w:val="3"/>
+        <w:bidi w:val="0"/>
+        <w:rPr>
+          <w:rFonts w:hint="default"/>
+          <w:lang w:val="ru-RU"/>
+        </w:rPr>
+      </w:pPr>
+      <w:r>
+        <w:rPr>
+          <w:rFonts w:hint="default"/>
+          <w:lang w:val="ru-RU"/>
+        </w:rPr>
+        <w:t>Проверка результата</w:t>
+      </w:r>
+    </w:p>
+    <w:p>
+      <w:pPr>
+        <w:numPr>
+          <w:ilvl w:val="0"/>
+          <w:numId w:val="3"/>
+        </w:numPr>
+        <w:bidi w:val="0"/>
+        <w:ind w:left="420" w:leftChars="0" w:hanging="420" w:firstLineChars="0"/>
+        <w:rPr>
+          <w:rFonts w:hint="default"/>
+          <w:lang w:val="ru-RU"/>
+        </w:rPr>
+      </w:pPr>
+      <w:r>
+        <w:rPr>
+          <w:rFonts w:hint="default"/>
+          <w:lang w:val="ru-RU"/>
+        </w:rPr>
+        <w:t>Окна Gazebo и Rviz открыты и не содержат ошибок.</w:t>
+      </w:r>
+    </w:p>
+    <w:p>
+      <w:pPr>
+        <w:numPr>
+          <w:ilvl w:val="0"/>
+          <w:numId w:val="3"/>
+        </w:numPr>
+        <w:bidi w:val="0"/>
+        <w:ind w:left="420" w:leftChars="0" w:hanging="420" w:firstLineChars="0"/>
+        <w:rPr>
+          <w:rFonts w:hint="default"/>
+          <w:lang w:val="ru-RU"/>
+        </w:rPr>
+      </w:pPr>
+      <w:r>
+        <w:rPr>
+          <w:rFonts w:hint="default"/>
+          <w:lang w:val="ru-RU"/>
+        </w:rPr>
+        <w:t>Команда ros2 topic list показывает топики, перечисленные выше.</w:t>
+      </w:r>
+    </w:p>
+    <w:p>
+      <w:pPr>
+        <w:numPr>
+          <w:ilvl w:val="0"/>
+          <w:numId w:val="3"/>
+        </w:numPr>
+        <w:bidi w:val="0"/>
+        <w:ind w:left="420" w:leftChars="0" w:hanging="420" w:firstLineChars="0"/>
+        <w:rPr>
+          <w:rFonts w:hint="default"/>
+          <w:lang w:val="ru-RU"/>
+        </w:rPr>
+      </w:pPr>
+      <w:r>
+        <w:rPr>
+          <w:rFonts w:hint="default"/>
+          <w:lang w:val="ru-RU"/>
+        </w:rPr>
+        <w:t xml:space="preserve">При отправке команд через </w:t>
+      </w:r>
+      <w:r>
+        <w:rPr>
+          <w:rFonts w:hint="default"/>
+          <w:i/>
+          <w:iCs/>
+          <w:lang w:val="ru-RU"/>
+        </w:rPr>
+        <w:t>teleop_twist_keyboard</w:t>
+      </w:r>
+      <w:r>
+        <w:rPr>
+          <w:rFonts w:hint="default"/>
+          <w:lang w:val="ru-RU"/>
+        </w:rPr>
+        <w:t xml:space="preserve"> робот в Gazebo движется.</w:t>
+      </w:r>
+    </w:p>
+    <w:p>
+      <w:pPr>
+        <w:numPr>
+          <w:ilvl w:val="0"/>
+          <w:numId w:val="3"/>
+        </w:numPr>
+        <w:bidi w:val="0"/>
+        <w:ind w:left="420" w:leftChars="0" w:hanging="420" w:firstLineChars="0"/>
+        <w:rPr>
+          <w:rFonts w:hint="default"/>
+          <w:lang w:val="ru-RU"/>
+        </w:rPr>
+      </w:pPr>
+      <w:r>
+        <w:rPr>
+          <w:rFonts w:hint="default"/>
+          <w:lang w:val="ru-RU"/>
+        </w:rPr>
+        <w:t>Если что-то идёт не так, проверьте, что все зависимости установлены (повторите шаг [A1]) и что нет конфликтов с уже запущенными узлами ROS2.</w:t>
+      </w:r>
+    </w:p>
+    <w:p>
+      <w:pPr>
+        <w:numPr>
+          <w:numId w:val="0"/>
+        </w:numPr>
+        <w:bidi w:val="0"/>
+        <w:jc w:val="both"/>
+        <w:rPr>
+          <w:rFonts w:hint="default"/>
+          <w:lang w:val="ru-RU"/>
+        </w:rPr>
+      </w:pPr>
+    </w:p>
+    <w:p>
+      <w:pPr>
+        <w:pStyle w:val="3"/>
+        <w:bidi w:val="0"/>
+        <w:rPr>
+          <w:rFonts w:hint="default"/>
+          <w:lang w:val="ru-RU"/>
+        </w:rPr>
+      </w:pPr>
+      <w:r>
+        <w:rPr>
+          <w:rFonts w:hint="default"/>
+          <w:lang w:val="ru-RU"/>
+        </w:rPr>
+        <w:t>Что дальше?</w:t>
+      </w:r>
+    </w:p>
+    <w:p>
+      <w:pPr>
+        <w:numPr>
+          <w:numId w:val="0"/>
+        </w:numPr>
+        <w:bidi w:val="0"/>
+        <w:jc w:val="both"/>
+        <w:rPr>
+          <w:rFonts w:hint="default"/>
+          <w:lang w:val="ru-RU"/>
+        </w:rPr>
+      </w:pPr>
+      <w:r>
+        <w:rPr>
+          <w:rFonts w:hint="default"/>
+          <w:lang w:val="ru-RU"/>
+        </w:rPr>
+        <w:t>После того как базовая симуляция работает, можно переходить к более сложным сценариям:</w:t>
+      </w:r>
+      <w:bookmarkStart w:id="1" w:name="_GoBack"/>
+      <w:bookmarkEnd w:id="1"/>
+    </w:p>
+    <w:p>
+      <w:pPr>
+        <w:numPr>
+          <w:ilvl w:val="0"/>
+          <w:numId w:val="4"/>
+        </w:numPr>
+        <w:bidi w:val="0"/>
+        <w:ind w:left="420" w:leftChars="0" w:hanging="420" w:firstLineChars="0"/>
+        <w:jc w:val="both"/>
+        <w:rPr>
+          <w:rFonts w:hint="default"/>
+          <w:lang w:val="ru-RU"/>
+        </w:rPr>
+      </w:pPr>
+      <w:r>
+        <w:rPr>
+          <w:rFonts w:hint="default"/>
+          <w:b/>
+          <w:bCs/>
+          <w:lang w:val="ru-RU"/>
+        </w:rPr>
+        <w:t>[S2]</w:t>
+      </w:r>
+      <w:r>
+        <w:rPr>
+          <w:rFonts w:hint="default"/>
+          <w:lang w:val="ru-RU"/>
+        </w:rPr>
+        <w:t xml:space="preserve"> </w:t>
+      </w:r>
+      <w:r>
+        <w:rPr>
+          <w:rFonts w:hint="default"/>
+          <w:b/>
+          <w:bCs/>
+          <w:lang w:val="ru-RU"/>
+        </w:rPr>
+        <w:t>Картографирование</w:t>
+      </w:r>
+      <w:r>
+        <w:rPr>
+          <w:rFonts w:hint="default"/>
+          <w:lang w:val="ru-RU"/>
+        </w:rPr>
+        <w:t xml:space="preserve"> в симуляции (S2_Картографирование_в_симуляции.pdf)</w:t>
+      </w:r>
+    </w:p>
+    <w:p>
+      <w:pPr>
+        <w:numPr>
+          <w:ilvl w:val="0"/>
+          <w:numId w:val="4"/>
+        </w:numPr>
+        <w:bidi w:val="0"/>
+        <w:ind w:left="420" w:leftChars="0" w:hanging="420" w:firstLineChars="0"/>
+        <w:jc w:val="both"/>
+        <w:rPr>
+          <w:rFonts w:hint="default"/>
+          <w:lang w:val="ru-RU"/>
+        </w:rPr>
+      </w:pPr>
+      <w:r>
+        <w:rPr>
+          <w:rFonts w:hint="default"/>
+          <w:b/>
+          <w:bCs/>
+          <w:lang w:val="ru-RU"/>
+        </w:rPr>
+        <w:t>[S3]</w:t>
+      </w:r>
+      <w:r>
+        <w:rPr>
+          <w:rFonts w:hint="default"/>
+          <w:lang w:val="ru-RU"/>
+        </w:rPr>
+        <w:t xml:space="preserve"> </w:t>
+      </w:r>
+      <w:r>
+        <w:rPr>
+          <w:rFonts w:hint="default"/>
+          <w:b/>
+          <w:bCs/>
+          <w:lang w:val="ru-RU"/>
+        </w:rPr>
+        <w:t>Автономная навигация</w:t>
+      </w:r>
+      <w:r>
+        <w:rPr>
+          <w:rFonts w:hint="default"/>
+          <w:lang w:val="ru-RU"/>
+        </w:rPr>
+        <w:t xml:space="preserve"> в симуляции (S3_Навигация_в_симуляции.pdf)</w:t>
+      </w:r>
+    </w:p>
+    <w:p>
+      <w:pPr>
+        <w:numPr>
+          <w:numId w:val="0"/>
+        </w:numPr>
+        <w:bidi w:val="0"/>
+        <w:jc w:val="both"/>
+        <w:rPr>
+          <w:rFonts w:hint="default"/>
+          <w:lang w:val="ru-RU"/>
+        </w:rPr>
+      </w:pPr>
+    </w:p>
+    <w:p>
+      <w:pPr>
+        <w:numPr>
+          <w:numId w:val="0"/>
+        </w:numPr>
+        <w:bidi w:val="0"/>
+        <w:jc w:val="both"/>
+        <w:rPr>
+          <w:rFonts w:hint="default"/>
+          <w:lang w:val="ru-RU"/>
+        </w:rPr>
+      </w:pPr>
+      <w:r>
+        <w:rPr>
+          <w:rFonts w:hint="default"/>
+          <w:lang w:val="ru-RU"/>
+        </w:rPr>
+        <w:t>Также вы можете изучить, как менять мир симуляции (аргумент world_id) или настраивать параметры датчиков.</w:t>
+      </w:r>
+    </w:p>
+    <w:p>
+      <w:pPr>
         <w:pStyle w:val="2"/>
         <w:bidi w:val="0"/>
         <w:rPr>
@@ -1106,7 +1586,6 @@
           <w:lang w:val="ru-RU"/>
         </w:rPr>
       </w:pPr>
-      <w:bookmarkStart w:id="0" w:name="_Toc12266"/>
       <w:r>
         <w:rPr>
           <w:rFonts w:hint="default"/>
@@ -1153,7 +1632,7 @@
       </w:r>
       <w:r>
         <w:rPr>
-          <w:rStyle w:val="9"/>
+          <w:rStyle w:val="14"/>
           <w:rFonts w:hint="default"/>
           <w:lang w:val="ru-RU"/>
         </w:rPr>
@@ -1196,7 +1675,7 @@
       </w:r>
       <w:r>
         <w:rPr>
-          <w:rStyle w:val="9"/>
+          <w:rStyle w:val="14"/>
           <w:rFonts w:hint="default"/>
           <w:lang w:val="ru-RU"/>
         </w:rPr>
@@ -1242,7 +1721,7 @@
     </w:p>
     <w:tbl>
       <w:tblPr>
-        <w:tblStyle w:val="19"/>
+        <w:tblStyle w:val="16"/>
         <w:tblW w:w="0" w:type="auto"/>
         <w:tblInd w:w="0" w:type="dxa"/>
         <w:tblBorders>
@@ -1534,7 +2013,7 @@
 <w:ftr xmlns:wpc="http://schemas.microsoft.com/office/word/2010/wordprocessingCanvas" xmlns:mc="http://schemas.openxmlformats.org/markup-compatibility/2006" xmlns:o="urn:schemas-microsoft-com:office:office" xmlns:r="http://schemas.openxmlformats.org/officeDocument/2006/relationships" xmlns:m="http://schemas.openxmlformats.org/officeDocument/2006/math" xmlns:v="urn:schemas-microsoft-com:vml" xmlns:wp14="http://schemas.microsoft.com/office/word/2010/wordprocessingDrawing" xmlns:wp="http://schemas.openxmlformats.org/drawingml/2006/wordprocessingDrawing" xmlns:w10="urn:schemas-microsoft-com:office:word" xmlns:w="http://schemas.openxmlformats.org/wordprocessingml/2006/main" xmlns:w14="http://schemas.microsoft.com/office/word/2010/wordml" xmlns:w15="http://schemas.microsoft.com/office/word/2012/wordml" xmlns:wpg="http://schemas.microsoft.com/office/word/2010/wordprocessingGroup" xmlns:wpi="http://schemas.microsoft.com/office/word/2010/wordprocessingInk" xmlns:wne="http://schemas.microsoft.com/office/word/2006/wordml" xmlns:wps="http://schemas.microsoft.com/office/word/2010/wordprocessingShape" xmlns:wpsCustomData="http://www.wps.cn/officeDocument/2013/wpsCustomData" mc:Ignorable="w14 w15 wp14">
   <w:p>
     <w:pPr>
-      <w:pStyle w:val="18"/>
+      <w:pStyle w:val="11"/>
     </w:pPr>
     <w:r>
       <w:rPr>
@@ -1591,7 +2070,7 @@
                       <w:txbxContent>
                         <w:p>
                           <w:pPr>
-                            <w:pStyle w:val="18"/>
+                            <w:pStyle w:val="11"/>
                             <w:rPr>
                               <w:sz w:val="24"/>
                               <w:szCs w:val="24"/>
@@ -1646,7 +2125,7 @@
         </mc:Choice>
         <mc:Fallback>
           <w:pict>
-            <v:shape id="Text Box 18" o:spid="_x0000_s1026" o:spt="202" type="#_x0000_t202" style="position:absolute;left:0pt;margin-top:0pt;height:144pt;width:144pt;mso-position-horizontal:center;mso-position-horizontal-relative:margin;mso-wrap-style:none;z-index:251659264;mso-width-relative:page;mso-height-relative:page;" filled="f" stroked="f" coordsize="21600,21600" o:gfxdata="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">
+            <v:shape id="_x0000_s1026" o:spid="_x0000_s1026" o:spt="202" type="#_x0000_t202" style="position:absolute;left:0pt;margin-top:0pt;height:144pt;width:144pt;mso-position-horizontal:center;mso-position-horizontal-relative:margin;mso-wrap-style:none;z-index:251659264;mso-width-relative:page;mso-height-relative:page;" filled="f" stroked="f" coordsize="21600,21600" o:gfxdata="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">
               <v:fill on="f" focussize="0,0"/>
               <v:stroke on="f" weight="0.5pt"/>
               <v:imagedata o:title=""/>
@@ -1655,7 +2134,7 @@
                 <w:txbxContent>
                   <w:p>
                     <w:pPr>
-                      <w:pStyle w:val="18"/>
+                      <w:pStyle w:val="11"/>
                       <w:rPr>
                         <w:sz w:val="24"/>
                         <w:szCs w:val="24"/>
@@ -1722,8 +2201,83 @@
       <w:lvlJc w:val="left"/>
     </w:lvl>
   </w:abstractNum>
+  <w:abstractNum w:abstractNumId="1">
+    <w:nsid w:val="BEF69078"/>
+    <w:multiLevelType w:val="singleLevel"/>
+    <w:tmpl w:val="BEF69078"/>
+    <w:lvl w:ilvl="0" w:tentative="0">
+      <w:start w:val="1"/>
+      <w:numFmt w:val="bullet"/>
+      <w:lvlText w:val=""/>
+      <w:lvlJc w:val="left"/>
+      <w:pPr>
+        <w:tabs>
+          <w:tab w:val="left" w:pos="420"/>
+        </w:tabs>
+        <w:ind w:left="420" w:leftChars="0" w:hanging="420" w:firstLineChars="0"/>
+      </w:pPr>
+      <w:rPr>
+        <w:rFonts w:hint="default" w:ascii="Wingdings" w:hAnsi="Wingdings"/>
+        <w:sz w:val="18"/>
+        <w:szCs w:val="18"/>
+      </w:rPr>
+    </w:lvl>
+  </w:abstractNum>
+  <w:abstractNum w:abstractNumId="2">
+    <w:nsid w:val="6B763632"/>
+    <w:multiLevelType w:val="singleLevel"/>
+    <w:tmpl w:val="6B763632"/>
+    <w:lvl w:ilvl="0" w:tentative="0">
+      <w:start w:val="1"/>
+      <w:numFmt w:val="bullet"/>
+      <w:lvlText w:val=""/>
+      <w:lvlJc w:val="left"/>
+      <w:pPr>
+        <w:tabs>
+          <w:tab w:val="left" w:pos="420"/>
+        </w:tabs>
+        <w:ind w:left="420" w:leftChars="0" w:hanging="420" w:firstLineChars="0"/>
+      </w:pPr>
+      <w:rPr>
+        <w:rFonts w:hint="default" w:ascii="Wingdings" w:hAnsi="Wingdings"/>
+        <w:sz w:val="18"/>
+        <w:szCs w:val="18"/>
+      </w:rPr>
+    </w:lvl>
+  </w:abstractNum>
+  <w:abstractNum w:abstractNumId="3">
+    <w:nsid w:val="6E38EAA3"/>
+    <w:multiLevelType w:val="singleLevel"/>
+    <w:tmpl w:val="6E38EAA3"/>
+    <w:lvl w:ilvl="0" w:tentative="0">
+      <w:start w:val="1"/>
+      <w:numFmt w:val="bullet"/>
+      <w:lvlText w:val=""/>
+      <w:lvlJc w:val="left"/>
+      <w:pPr>
+        <w:tabs>
+          <w:tab w:val="left" w:pos="420"/>
+        </w:tabs>
+        <w:ind w:left="420" w:leftChars="0" w:hanging="420" w:firstLineChars="0"/>
+      </w:pPr>
+      <w:rPr>
+        <w:rFonts w:hint="default" w:ascii="Wingdings" w:hAnsi="Wingdings"/>
+        <w:sz w:val="18"/>
+        <w:szCs w:val="18"/>
+      </w:rPr>
+    </w:lvl>
+  </w:abstractNum>
   <w:num w:numId="1">
+    <w:abstractNumId w:val="2"/>
+  </w:num>
+  <w:num w:numId="2">
     <w:abstractNumId w:val="0"/>
+  </w:num>
+  <w:num w:numId="3">
+    <w:abstractNumId w:val="1"/>
+  </w:num>
+  <w:num w:numId="4">
+    <w:abstractNumId w:val="3"/>
   </w:num>
 </w:numbering>
 </file>
@@ -1889,6 +2443,104 @@
     <w:lsdException w:unhideWhenUsed="0" w:uiPriority="0" w:semiHidden="0" w:name="Balloon Text"/>
     <w:lsdException w:qFormat="1" w:unhideWhenUsed="0" w:uiPriority="0" w:semiHidden="0" w:name="Table Grid"/>
     <w:lsdException w:unhideWhenUsed="0" w:uiPriority="0" w:semiHidden="0" w:name="Table Theme"/>
+    <w:lsdException w:unhideWhenUsed="0" w:uiPriority="60" w:semiHidden="0" w:name="Light Shading"/>
+    <w:lsdException w:unhideWhenUsed="0" w:uiPriority="61" w:semiHidden="0" w:name="Light List"/>
+    <w:lsdException w:unhideWhenUsed="0" w:uiPriority="62" w:semiHidden="0" w:name="Light Grid"/>
+    <w:lsdException w:unhideWhenUsed="0" w:uiPriority="63" w:semiHidden="0" w:name="Medium Shading 1"/>
+    <w:lsdException w:unhideWhenUsed="0" w:uiPriority="64" w:semiHidden="0" w:name="Medium Shading 2"/>
+    <w:lsdException w:unhideWhenUsed="0" w:uiPriority="65" w:semiHidden="0" w:name="Medium List 1"/>
+    <w:lsdException w:unhideWhenUsed="0" w:uiPriority="66" w:semiHidden="0" w:name="Medium List 2"/>
+    <w:lsdException w:unhideWhenUsed="0" w:uiPriority="67" w:semiHidden="0" w:name="Medium Grid 1"/>
+    <w:lsdException w:unhideWhenUsed="0" w:uiPriority="68" w:semiHidden="0" w:name="Medium Grid 2"/>
+    <w:lsdException w:unhideWhenUsed="0" w:uiPriority="69" w:semiHidden="0" w:name="Medium Grid 3"/>
+    <w:lsdException w:unhideWhenUsed="0" w:uiPriority="70" w:semiHidden="0" w:name="Dark List"/>
+    <w:lsdException w:unhideWhenUsed="0" w:uiPriority="71" w:semiHidden="0" w:name="Colorful Shading"/>
+    <w:lsdException w:unhideWhenUsed="0" w:uiPriority="72" w:semiHidden="0" w:name="Colorful List"/>
+    <w:lsdException w:unhideWhenUsed="0" w:uiPriority="73" w:semiHidden="0" w:name="Colorful Grid"/>
+    <w:lsdException w:unhideWhenUsed="0" w:uiPriority="60" w:semiHidden="0" w:name="Light Shading Accent 1"/>
+    <w:lsdException w:unhideWhenUsed="0" w:uiPriority="61" w:semiHidden="0" w:name="Light List Accent 1"/>
+    <w:lsdException w:unhideWhenUsed="0" w:uiPriority="62" w:semiHidden="0" w:name="Light Grid Accent 1"/>
+    <w:lsdException w:unhideWhenUsed="0" w:uiPriority="63" w:semiHidden="0" w:name="Medium Shading 1 Accent 1"/>
+    <w:lsdException w:unhideWhenUsed="0" w:uiPriority="64" w:semiHidden="0" w:name="Medium Shading 2 Accent 1"/>
+    <w:lsdException w:unhideWhenUsed="0" w:uiPriority="65" w:semiHidden="0" w:name="Medium List 1 Accent 1"/>
+    <w:lsdException w:unhideWhenUsed="0" w:uiPriority="66" w:semiHidden="0" w:name="Medium List 2 Accent 1"/>
+    <w:lsdException w:unhideWhenUsed="0" w:uiPriority="67" w:semiHidden="0" w:name="Medium Grid 1 Accent 1"/>
+    <w:lsdException w:unhideWhenUsed="0" w:uiPriority="68" w:semiHidden="0" w:name="Medium Grid 2 Accent 1"/>
+    <w:lsdException w:unhideWhenUsed="0" w:uiPriority="69" w:semiHidden="0" w:name="Medium Grid 3 Accent 1"/>
+    <w:lsdException w:unhideWhenUsed="0" w:uiPriority="70" w:semiHidden="0" w:name="Dark List Accent 1"/>
+    <w:lsdException w:unhideWhenUsed="0" w:uiPriority="71" w:semiHidden="0" w:name="Colorful Shading Accent 1"/>
+    <w:lsdException w:unhideWhenUsed="0" w:uiPriority="72" w:semiHidden="0" w:name="Colorful List Accent 1"/>
+    <w:lsdException w:unhideWhenUsed="0" w:uiPriority="73" w:semiHidden="0" w:name="Colorful Grid Accent 1"/>
+    <w:lsdException w:unhideWhenUsed="0" w:uiPriority="60" w:semiHidden="0" w:name="Light Shading Accent 2"/>
+    <w:lsdException w:unhideWhenUsed="0" w:uiPriority="61" w:semiHidden="0" w:name="Light List Accent 2"/>
+    <w:lsdException w:unhideWhenUsed="0" w:uiPriority="62" w:semiHidden="0" w:name="Light Grid Accent 2"/>
+    <w:lsdException w:unhideWhenUsed="0" w:uiPriority="63" w:semiHidden="0" w:name="Medium Shading 1 Accent 2"/>
+    <w:lsdException w:unhideWhenUsed="0" w:uiPriority="64" w:semiHidden="0" w:name="Medium Shading 2 Accent 2"/>
+    <w:lsdException w:unhideWhenUsed="0" w:uiPriority="65" w:semiHidden="0" w:name="Medium List 1 Accent 2"/>
+    <w:lsdException w:unhideWhenUsed="0" w:uiPriority="66" w:semiHidden="0" w:name="Medium List 2 Accent 2"/>
+    <w:lsdException w:unhideWhenUsed="0" w:uiPriority="67" w:semiHidden="0" w:name="Medium Grid 1 Accent 2"/>
+    <w:lsdException w:unhideWhenUsed="0" w:uiPriority="68" w:semiHidden="0" w:name="Medium Grid 2 Accent 2"/>
+    <w:lsdException w:unhideWhenUsed="0" w:uiPriority="69" w:semiHidden="0" w:name="Medium Grid 3 Accent 2"/>
+    <w:lsdException w:unhideWhenUsed="0" w:uiPriority="70" w:semiHidden="0" w:name="Dark List Accent 2"/>
+    <w:lsdException w:unhideWhenUsed="0" w:uiPriority="71" w:semiHidden="0" w:name="Colorful Shading Accent 2"/>
+    <w:lsdException w:unhideWhenUsed="0" w:uiPriority="72" w:semiHidden="0" w:name="Colorful List Accent 2"/>
+    <w:lsdException w:unhideWhenUsed="0" w:uiPriority="73" w:semiHidden="0" w:name="Colorful Grid Accent 2"/>
+    <w:lsdException w:unhideWhenUsed="0" w:uiPriority="60" w:semiHidden="0" w:name="Light Shading Accent 3"/>
+    <w:lsdException w:unhideWhenUsed="0" w:uiPriority="61" w:semiHidden="0" w:name="Light List Accent 3"/>
+    <w:lsdException w:unhideWhenUsed="0" w:uiPriority="62" w:semiHidden="0" w:name="Light Grid Accent 3"/>
+    <w:lsdException w:unhideWhenUsed="0" w:uiPriority="63" w:semiHidden="0" w:name="Medium Shading 1 Accent 3"/>
+    <w:lsdException w:unhideWhenUsed="0" w:uiPriority="64" w:semiHidden="0" w:name="Medium Shading 2 Accent 3"/>
+    <w:lsdException w:unhideWhenUsed="0" w:uiPriority="65" w:semiHidden="0" w:name="Medium List 1 Accent 3"/>
+    <w:lsdException w:unhideWhenUsed="0" w:uiPriority="66" w:semiHidden="0" w:name="Medium List 2 Accent 3"/>
+    <w:lsdException w:unhideWhenUsed="0" w:uiPriority="67" w:semiHidden="0" w:name="Medium Grid 1 Accent 3"/>
+    <w:lsdException w:unhideWhenUsed="0" w:uiPriority="68" w:semiHidden="0" w:name="Medium Grid 2 Accent 3"/>
+    <w:lsdException w:unhideWhenUsed="0" w:uiPriority="69" w:semiHidden="0" w:name="Medium Grid 3 Accent 3"/>
+    <w:lsdException w:unhideWhenUsed="0" w:uiPriority="70" w:semiHidden="0" w:name="Dark List Accent 3"/>
+    <w:lsdException w:unhideWhenUsed="0" w:uiPriority="71" w:semiHidden="0" w:name="Colorful Shading Accent 3"/>
+    <w:lsdException w:unhideWhenUsed="0" w:uiPriority="72" w:semiHidden="0" w:name="Colorful List Accent 3"/>
+    <w:lsdException w:unhideWhenUsed="0" w:uiPriority="73" w:semiHidden="0" w:name="Colorful Grid Accent 3"/>
+    <w:lsdException w:unhideWhenUsed="0" w:uiPriority="60" w:semiHidden="0" w:name="Light Shading Accent 4"/>
+    <w:lsdException w:unhideWhenUsed="0" w:uiPriority="61" w:semiHidden="0" w:name="Light List Accent 4"/>
+    <w:lsdException w:unhideWhenUsed="0" w:uiPriority="62" w:semiHidden="0" w:name="Light Grid Accent 4"/>
+    <w:lsdException w:unhideWhenUsed="0" w:uiPriority="63" w:semiHidden="0" w:name="Medium Shading 1 Accent 4"/>
+    <w:lsdException w:unhideWhenUsed="0" w:uiPriority="64" w:semiHidden="0" w:name="Medium Shading 2 Accent 4"/>
+    <w:lsdException w:unhideWhenUsed="0" w:uiPriority="65" w:semiHidden="0" w:name="Medium List 1 Accent 4"/>
+    <w:lsdException w:unhideWhenUsed="0" w:uiPriority="66" w:semiHidden="0" w:name="Medium List 2 Accent 4"/>
+    <w:lsdException w:unhideWhenUsed="0" w:uiPriority="67" w:semiHidden="0" w:name="Medium Grid 1 Accent 4"/>
+    <w:lsdException w:unhideWhenUsed="0" w:uiPriority="68" w:semiHidden="0" w:name="Medium Grid 2 Accent 4"/>
+    <w:lsdException w:unhideWhenUsed="0" w:uiPriority="69" w:semiHidden="0" w:name="Medium Grid 3 Accent 4"/>
+    <w:lsdException w:unhideWhenUsed="0" w:uiPriority="70" w:semiHidden="0" w:name="Dark List Accent 4"/>
+    <w:lsdException w:unhideWhenUsed="0" w:uiPriority="71" w:semiHidden="0" w:name="Colorful Shading Accent 4"/>
+    <w:lsdException w:unhideWhenUsed="0" w:uiPriority="72" w:semiHidden="0" w:name="Colorful List Accent 4"/>
+    <w:lsdException w:unhideWhenUsed="0" w:uiPriority="73" w:semiHidden="0" w:name="Colorful Grid Accent 4"/>
+    <w:lsdException w:unhideWhenUsed="0" w:uiPriority="60" w:semiHidden="0" w:name="Light Shading Accent 5"/>
+    <w:lsdException w:unhideWhenUsed="0" w:uiPriority="61" w:semiHidden="0" w:name="Light List Accent 5"/>
+    <w:lsdException w:unhideWhenUsed="0" w:uiPriority="62" w:semiHidden="0" w:name="Light Grid Accent 5"/>
+    <w:lsdException w:unhideWhenUsed="0" w:uiPriority="63" w:semiHidden="0" w:name="Medium Shading 1 Accent 5"/>
+    <w:lsdException w:unhideWhenUsed="0" w:uiPriority="64" w:semiHidden="0" w:name="Medium Shading 2 Accent 5"/>
+    <w:lsdException w:unhideWhenUsed="0" w:uiPriority="65" w:semiHidden="0" w:name="Medium List 1 Accent 5"/>
+    <w:lsdException w:unhideWhenUsed="0" w:uiPriority="66" w:semiHidden="0" w:name="Medium List 2 Accent 5"/>
+    <w:lsdException w:unhideWhenUsed="0" w:uiPriority="67" w:semiHidden="0" w:name="Medium Grid 1 Accent 5"/>
+    <w:lsdException w:unhideWhenUsed="0" w:uiPriority="68" w:semiHidden="0" w:name="Medium Grid 2 Accent 5"/>
+    <w:lsdException w:unhideWhenUsed="0" w:uiPriority="69" w:semiHidden="0" w:name="Medium Grid 3 Accent 5"/>
+    <w:lsdException w:unhideWhenUsed="0" w:uiPriority="70" w:semiHidden="0" w:name="Dark List Accent 5"/>
+    <w:lsdException w:unhideWhenUsed="0" w:uiPriority="71" w:semiHidden="0" w:name="Colorful Shading Accent 5"/>
+    <w:lsdException w:unhideWhenUsed="0" w:uiPriority="72" w:semiHidden="0" w:name="Colorful List Accent 5"/>
+    <w:lsdException w:unhideWhenUsed="0" w:uiPriority="73" w:semiHidden="0" w:name="Colorful Grid Accent 5"/>
+    <w:lsdException w:unhideWhenUsed="0" w:uiPriority="60" w:semiHidden="0" w:name="Light Shading Accent 6"/>
+    <w:lsdException w:unhideWhenUsed="0" w:uiPriority="61" w:semiHidden="0" w:name="Light List Accent 6"/>
+    <w:lsdException w:unhideWhenUsed="0" w:uiPriority="62" w:semiHidden="0" w:name="Light Grid Accent 6"/>
+    <w:lsdException w:unhideWhenUsed="0" w:uiPriority="63" w:semiHidden="0" w:name="Medium Shading 1 Accent 6"/>
+    <w:lsdException w:unhideWhenUsed="0" w:uiPriority="64" w:semiHidden="0" w:name="Medium Shading 2 Accent 6"/>
+    <w:lsdException w:unhideWhenUsed="0" w:uiPriority="65" w:semiHidden="0" w:name="Medium List 1 Accent 6"/>
+    <w:lsdException w:unhideWhenUsed="0" w:uiPriority="66" w:semiHidden="0" w:name="Medium List 2 Accent 6"/>
+    <w:lsdException w:unhideWhenUsed="0" w:uiPriority="67" w:semiHidden="0" w:name="Medium Grid 1 Accent 6"/>
+    <w:lsdException w:unhideWhenUsed="0" w:uiPriority="68" w:semiHidden="0" w:name="Medium Grid 2 Accent 6"/>
+    <w:lsdException w:unhideWhenUsed="0" w:uiPriority="69" w:semiHidden="0" w:name="Medium Grid 3 Accent 6"/>
+    <w:lsdException w:unhideWhenUsed="0" w:uiPriority="70" w:semiHidden="0" w:name="Dark List Accent 6"/>
+    <w:lsdException w:unhideWhenUsed="0" w:uiPriority="71" w:semiHidden="0" w:name="Colorful Shading Accent 6"/>
+    <w:lsdException w:unhideWhenUsed="0" w:uiPriority="72" w:semiHidden="0" w:name="Colorful List Accent 6"/>
+    <w:lsdException w:unhideWhenUsed="0" w:uiPriority="73" w:semiHidden="0" w:name="Colorful Grid Accent 6"/>
   </w:latentStyles>
   <w:style w:type="paragraph" w:default="1" w:styleId="1">
     <w:name w:val="Normal"/>
@@ -2013,48 +2665,7 @@
       </w:tblCellMar>
     </w:tblPr>
   </w:style>
-  <w:style w:type="character" w:styleId="8">
-    <w:name w:val="FollowedHyperlink"/>
-    <w:basedOn w:val="6"/>
-    <w:qFormat/>
-    <w:uiPriority w:val="0"/>
-    <w:rPr>
-      <w:color w:val="800080"/>
-      <w:u w:val="single"/>
-    </w:rPr>
-  </w:style>
-  <w:style w:type="character" w:styleId="9">
-    <w:name w:val="Hyperlink"/>
-    <w:basedOn w:val="6"/>
-    <w:qFormat/>
-    <w:uiPriority w:val="0"/>
-    <w:rPr>
-      <w:color w:val="0000FF"/>
-      <w:u w:val="single"/>
-    </w:rPr>
-  </w:style>
-  <w:style w:type="character" w:styleId="10">
-    <w:name w:val="HTML Code"/>
-    <w:basedOn w:val="6"/>
-    <w:qFormat/>
-    <w:uiPriority w:val="0"/>
-    <w:rPr>
-      <w:rFonts w:ascii="Courier New" w:hAnsi="Courier New" w:cs="Courier New"/>
-      <w:sz w:val="20"/>
-      <w:szCs w:val="20"/>
-    </w:rPr>
-  </w:style>
-  <w:style w:type="character" w:styleId="11">
-    <w:name w:val="Strong"/>
-    <w:basedOn w:val="6"/>
-    <w:qFormat/>
-    <w:uiPriority w:val="0"/>
-    <w:rPr>
-      <w:b/>
-      <w:bCs/>
-    </w:rPr>
-  </w:style>
-  <w:style w:type="paragraph" w:styleId="12">
+  <w:style w:type="paragraph" w:styleId="8">
     <w:name w:val="caption"/>
     <w:basedOn w:val="1"/>
     <w:next w:val="1"/>
@@ -2069,7 +2680,7 @@
       <w:sz w:val="24"/>
     </w:rPr>
   </w:style>
-  <w:style w:type="paragraph" w:styleId="13">
+  <w:style w:type="paragraph" w:styleId="9">
     <w:name w:val="annotation text"/>
     <w:basedOn w:val="1"/>
     <w:qFormat/>
@@ -2078,51 +2689,17 @@
       <w:jc w:val="left"/>
     </w:pPr>
   </w:style>
-  <w:style w:type="paragraph" w:styleId="14">
-    <w:name w:val="header"/>
-    <w:basedOn w:val="1"/>
+  <w:style w:type="character" w:styleId="10">
+    <w:name w:val="FollowedHyperlink"/>
+    <w:basedOn w:val="6"/>
     <w:qFormat/>
     <w:uiPriority w:val="0"/>
-    <w:pPr>
-      <w:tabs>
-        <w:tab w:val="center" w:pos="4153"/>
-        <w:tab w:val="right" w:pos="8306"/>
-      </w:tabs>
-      <w:snapToGrid w:val="0"/>
-    </w:pPr>
     <w:rPr>
-      <w:sz w:val="18"/>
-      <w:szCs w:val="18"/>
+      <w:color w:val="800080"/>
+      <w:u w:val="single"/>
     </w:rPr>
   </w:style>
-  <w:style w:type="paragraph" w:styleId="15">
-    <w:name w:val="toc 1"/>
-    <w:basedOn w:val="1"/>
-    <w:next w:val="1"/>
-    <w:qFormat/>
-    <w:uiPriority w:val="0"/>
-  </w:style>
-  <w:style w:type="paragraph" w:styleId="16">
-    <w:name w:val="toc 3"/>
-    <w:basedOn w:val="1"/>
-    <w:next w:val="1"/>
-    <w:qFormat/>
-    <w:uiPriority w:val="0"/>
-    <w:pPr>
-      <w:ind w:left="840" w:leftChars="400"/>
-    </w:pPr>
-  </w:style>
-  <w:style w:type="paragraph" w:styleId="17">
-    <w:name w:val="toc 2"/>
-    <w:basedOn w:val="1"/>
-    <w:next w:val="1"/>
-    <w:qFormat/>
-    <w:uiPriority w:val="0"/>
-    <w:pPr>
-      <w:ind w:left="420" w:leftChars="200"/>
-    </w:pPr>
-  </w:style>
-  <w:style w:type="paragraph" w:styleId="18">
+  <w:style w:type="paragraph" w:styleId="11">
     <w:name w:val="footer"/>
     <w:basedOn w:val="1"/>
     <w:qFormat/>
@@ -2140,7 +2717,55 @@
       <w:szCs w:val="18"/>
     </w:rPr>
   </w:style>
-  <w:style w:type="table" w:styleId="19">
+  <w:style w:type="paragraph" w:styleId="12">
+    <w:name w:val="header"/>
+    <w:basedOn w:val="1"/>
+    <w:qFormat/>
+    <w:uiPriority w:val="0"/>
+    <w:pPr>
+      <w:tabs>
+        <w:tab w:val="center" w:pos="4153"/>
+        <w:tab w:val="right" w:pos="8306"/>
+      </w:tabs>
+      <w:snapToGrid w:val="0"/>
+    </w:pPr>
+    <w:rPr>
+      <w:sz w:val="18"/>
+      <w:szCs w:val="18"/>
+    </w:rPr>
+  </w:style>
+  <w:style w:type="character" w:styleId="13">
+    <w:name w:val="HTML Code"/>
+    <w:basedOn w:val="6"/>
+    <w:qFormat/>
+    <w:uiPriority w:val="0"/>
+    <w:rPr>
+      <w:rFonts w:ascii="Courier New" w:hAnsi="Courier New" w:cs="Courier New"/>
+      <w:sz w:val="20"/>
+      <w:szCs w:val="20"/>
+    </w:rPr>
+  </w:style>
+  <w:style w:type="character" w:styleId="14">
+    <w:name w:val="Hyperlink"/>
+    <w:basedOn w:val="6"/>
+    <w:qFormat/>
+    <w:uiPriority w:val="0"/>
+    <w:rPr>
+      <w:color w:val="0000FF"/>
+      <w:u w:val="single"/>
+    </w:rPr>
+  </w:style>
+  <w:style w:type="character" w:styleId="15">
+    <w:name w:val="Strong"/>
+    <w:basedOn w:val="6"/>
+    <w:qFormat/>
+    <w:uiPriority w:val="0"/>
+    <w:rPr>
+      <w:b/>
+      <w:bCs/>
+    </w:rPr>
+  </w:style>
+  <w:style w:type="table" w:styleId="16">
     <w:name w:val="Table Grid"/>
     <w:basedOn w:val="7"/>
     <w:qFormat/>
@@ -2159,6 +2784,33 @@
         <w:insideV w:val="single" w:color="auto" w:sz="4" w:space="0"/>
       </w:tblBorders>
     </w:tblPr>
+  </w:style>
+  <w:style w:type="paragraph" w:styleId="17">
+    <w:name w:val="toc 1"/>
+    <w:basedOn w:val="1"/>
+    <w:next w:val="1"/>
+    <w:qFormat/>
+    <w:uiPriority w:val="0"/>
+  </w:style>
+  <w:style w:type="paragraph" w:styleId="18">
+    <w:name w:val="toc 2"/>
+    <w:basedOn w:val="1"/>
+    <w:next w:val="1"/>
+    <w:qFormat/>
+    <w:uiPriority w:val="0"/>
+    <w:pPr>
+      <w:ind w:left="420" w:leftChars="200"/>
+    </w:pPr>
+  </w:style>
+  <w:style w:type="paragraph" w:styleId="19">
+    <w:name w:val="toc 3"/>
+    <w:basedOn w:val="1"/>
+    <w:next w:val="1"/>
+    <w:qFormat/>
+    <w:uiPriority w:val="0"/>
+    <w:pPr>
+      <w:ind w:left="840" w:leftChars="400"/>
+    </w:pPr>
   </w:style>
   <w:style w:type="paragraph" w:customStyle="1" w:styleId="20">
     <w:name w:val="Code"/>
@@ -2554,7 +3206,9 @@
 
 <file path=customXml/item1.xml><?xml version="1.0" encoding="utf-8"?>
 <s:customData xmlns="http://www.wps.cn/officeDocument/2013/wpsCustomData" xmlns:s="http://www.wps.cn/officeDocument/2013/wpsCustomData">
-  <customSectProps/>
+  <customSectProps>
+    <customSectPr/>
+  </customSectProps>
   <customShpExts>
     <customShpInfo spid="_x0000_s1026" textRotate="1"/>
   </customShpExts>
